--- a/MatthewHannaResume.docx
+++ b/MatthewHannaResume.docx
@@ -15,13 +15,13 @@
           <w:bottom w:w="0" w:type="dxa"/>
           <w:right w:w="108" w:type="dxa"/>
         </w:tblCellMar>
-        <w:tblLook w:val="04a0" w:noHBand="0" w:noVBand="1" w:firstColumn="1" w:lastRow="0" w:lastColumn="0" w:firstRow="1"/>
+        <w:tblLook w:firstRow="1" w:noVBand="1" w:lastRow="0" w:firstColumn="1" w:lastColumn="0" w:noHBand="0" w:val="04a0"/>
       </w:tblPr>
       <w:tblGrid>
         <w:gridCol w:w="2594"/>
         <w:gridCol w:w="3278"/>
         <w:gridCol w:w="2227"/>
-        <w:gridCol w:w="2452"/>
+        <w:gridCol w:w="2453"/>
       </w:tblGrid>
       <w:tr>
         <w:trPr/>
@@ -96,7 +96,7 @@
         </w:tc>
         <w:tc>
           <w:tcPr>
-            <w:tcW w:w="2452" w:type="dxa"/>
+            <w:tcW w:w="2453" w:type="dxa"/>
             <w:tcBorders/>
             <w:shd w:color="auto" w:fill="auto" w:val="clear"/>
             <w:vAlign w:val="bottom"/>
@@ -246,7 +246,7 @@
         </w:tc>
         <w:tc>
           <w:tcPr>
-            <w:tcW w:w="2452" w:type="dxa"/>
+            <w:tcW w:w="2453" w:type="dxa"/>
             <w:tcBorders/>
             <w:shd w:color="auto" w:fill="auto" w:val="clear"/>
             <w:vAlign w:val="bottom"/>
@@ -362,7 +362,7 @@
         </w:tc>
         <w:tc>
           <w:tcPr>
-            <w:tcW w:w="2452" w:type="dxa"/>
+            <w:tcW w:w="2453" w:type="dxa"/>
             <w:tcBorders/>
             <w:shd w:color="auto" w:fill="auto" w:val="clear"/>
             <w:vAlign w:val="bottom"/>
@@ -428,7 +428,7 @@
         </w:tc>
         <w:tc>
           <w:tcPr>
-            <w:tcW w:w="7957" w:type="dxa"/>
+            <w:tcW w:w="7958" w:type="dxa"/>
             <w:gridSpan w:val="3"/>
             <w:tcBorders/>
           </w:tcPr>
@@ -482,7 +482,7 @@
         </w:tc>
         <w:tc>
           <w:tcPr>
-            <w:tcW w:w="7957" w:type="dxa"/>
+            <w:tcW w:w="7958" w:type="dxa"/>
             <w:gridSpan w:val="3"/>
             <w:tcBorders>
               <w:top w:val="nil"/>
@@ -509,7 +509,7 @@
         <w:trPr/>
         <w:tc>
           <w:tcPr>
-            <w:tcW w:w="10551" w:type="dxa"/>
+            <w:tcW w:w="10552" w:type="dxa"/>
             <w:gridSpan w:val="4"/>
             <w:tcBorders/>
             <w:shd w:color="auto" w:fill="DBE5F1" w:themeFill="accent1" w:themeFillTint="33" w:val="clear"/>
@@ -538,7 +538,7 @@
         </w:trPr>
         <w:tc>
           <w:tcPr>
-            <w:tcW w:w="10551" w:type="dxa"/>
+            <w:tcW w:w="10552" w:type="dxa"/>
             <w:gridSpan w:val="4"/>
             <w:tcBorders/>
             <w:shd w:color="auto" w:fill="auto" w:val="clear"/>
@@ -549,62 +549,90 @@
               <w:widowControl w:val="false"/>
               <w:spacing w:before="60" w:after="0"/>
               <w:rPr>
-                <w:rFonts w:ascii="Times New Roman" w:hAnsi="Times New Roman" w:eastAsia="Times New Roman"/>
+                <w:sz w:val="18"/>
+                <w:szCs w:val="18"/>
               </w:rPr>
             </w:pPr>
             <w:r>
               <w:rPr>
                 <w:rFonts w:eastAsia="Times New Roman" w:ascii="Times New Roman" w:hAnsi="Times New Roman"/>
+                <w:sz w:val="18"/>
+                <w:szCs w:val="18"/>
               </w:rPr>
               <w:t>Strong programming knowledge in C# implementation using Requirements, Specifications and Constraints</w:t>
             </w:r>
             <w:r>
-              <w:rPr/>
+              <w:rPr>
+                <w:sz w:val="18"/>
+                <w:szCs w:val="18"/>
+              </w:rPr>
               <w:br/>
             </w:r>
             <w:r>
               <w:rPr>
                 <w:rFonts w:eastAsia="Times New Roman" w:ascii="Times New Roman" w:hAnsi="Times New Roman"/>
+                <w:sz w:val="18"/>
+                <w:szCs w:val="18"/>
               </w:rPr>
               <w:t>Strong experience in employing Unit Testing (MSTest, xUnit, NUnit) as part of the System / Subsystem Design</w:t>
             </w:r>
             <w:r>
-              <w:rPr/>
+              <w:rPr>
+                <w:sz w:val="18"/>
+                <w:szCs w:val="18"/>
+              </w:rPr>
               <w:br/>
             </w:r>
             <w:r>
               <w:rPr>
                 <w:rFonts w:eastAsia="Times New Roman" w:ascii="Times New Roman" w:hAnsi="Times New Roman"/>
+                <w:sz w:val="18"/>
+                <w:szCs w:val="18"/>
               </w:rPr>
               <w:t>Training and extensive experience developing applications and services for remote clients with limited contact</w:t>
             </w:r>
             <w:r>
-              <w:rPr/>
+              <w:rPr>
+                <w:sz w:val="18"/>
+                <w:szCs w:val="18"/>
+              </w:rPr>
               <w:br/>
             </w:r>
             <w:r>
               <w:rPr>
                 <w:rFonts w:eastAsia="Times New Roman" w:ascii="Times New Roman" w:hAnsi="Times New Roman"/>
+                <w:sz w:val="18"/>
+                <w:szCs w:val="18"/>
               </w:rPr>
               <w:t>Strong algorithm design skills in Object Oriented Programming (OOP), SOLID, and Software Development Life Cycle (SDLC)</w:t>
             </w:r>
             <w:r>
-              <w:rPr/>
+              <w:rPr>
+                <w:sz w:val="18"/>
+                <w:szCs w:val="18"/>
+              </w:rPr>
               <w:br/>
             </w:r>
             <w:r>
               <w:rPr>
                 <w:rFonts w:eastAsia="Times New Roman" w:ascii="Times New Roman" w:hAnsi="Times New Roman"/>
+                <w:sz w:val="18"/>
+                <w:szCs w:val="18"/>
               </w:rPr>
               <w:t>Experience with cross-platform transmitting, converting, processing, and ETL of real-time data from various sources</w:t>
             </w:r>
             <w:r>
-              <w:rPr/>
+              <w:rPr>
+                <w:sz w:val="18"/>
+                <w:szCs w:val="18"/>
+              </w:rPr>
               <w:br/>
             </w:r>
             <w:r>
               <w:rPr>
                 <w:rFonts w:eastAsia="Times New Roman" w:ascii="Times New Roman" w:hAnsi="Times New Roman"/>
+                <w:sz w:val="18"/>
+                <w:szCs w:val="18"/>
               </w:rPr>
               <w:t>Roles included Software Engineer, Full Stack Developer, Software Analyst, User Consultant, and Technical Support</w:t>
             </w:r>
@@ -615,7 +643,7 @@
         <w:trPr/>
         <w:tc>
           <w:tcPr>
-            <w:tcW w:w="10551" w:type="dxa"/>
+            <w:tcW w:w="10552" w:type="dxa"/>
             <w:gridSpan w:val="4"/>
             <w:tcBorders/>
             <w:shd w:color="auto" w:fill="DBE5F1" w:themeFill="accent1" w:themeFillTint="33" w:val="clear"/>
@@ -644,7 +672,7 @@
         </w:trPr>
         <w:tc>
           <w:tcPr>
-            <w:tcW w:w="10551" w:type="dxa"/>
+            <w:tcW w:w="10552" w:type="dxa"/>
             <w:gridSpan w:val="4"/>
             <w:tcBorders/>
             <w:shd w:color="auto" w:fill="auto" w:val="clear"/>
@@ -655,16 +683,18 @@
               <w:widowControl w:val="false"/>
               <w:spacing w:before="20" w:after="20"/>
               <w:rPr>
+                <w:sz w:val="18"/>
+                <w:szCs w:val="18"/>
+              </w:rPr>
+            </w:pPr>
+            <w:r>
+              <w:rPr>
                 <w:b w:val="false"/>
                 <w:bCs w:val="false"/>
-              </w:rPr>
-            </w:pPr>
-            <w:r>
-              <w:rPr>
-                <w:b w:val="false"/>
-                <w:bCs w:val="false"/>
-              </w:rPr>
-              <w:t>Databases: Microsoft SQL, PostgreSQL, MySQL, SQLite,MongoDB, Redis and Access.</w:t>
+                <w:sz w:val="18"/>
+                <w:szCs w:val="18"/>
+              </w:rPr>
+              <w:t>Databases: Microsoft SQL, PostgreSQL, MySQL, SQLite, MongoDB, Redis and Access.</w:t>
             </w:r>
           </w:p>
           <w:p>
@@ -672,14 +702,16 @@
               <w:pStyle w:val="TableTextBold"/>
               <w:widowControl w:val="false"/>
               <w:rPr>
+                <w:sz w:val="18"/>
+                <w:szCs w:val="18"/>
+              </w:rPr>
+            </w:pPr>
+            <w:r>
+              <w:rPr>
                 <w:b w:val="false"/>
                 <w:bCs w:val="false"/>
-              </w:rPr>
-            </w:pPr>
-            <w:r>
-              <w:rPr>
-                <w:b w:val="false"/>
-                <w:bCs w:val="false"/>
+                <w:sz w:val="18"/>
+                <w:szCs w:val="18"/>
               </w:rPr>
               <w:t>OS: Microsoft Windows, Linux (Ubuntu, RedHat / RHEL, CentOS, Fedora), Microsoft Server and Android</w:t>
             </w:r>
@@ -689,14 +721,16 @@
               <w:pStyle w:val="TableTextBold"/>
               <w:widowControl w:val="false"/>
               <w:rPr>
+                <w:sz w:val="18"/>
+                <w:szCs w:val="18"/>
+              </w:rPr>
+            </w:pPr>
+            <w:r>
+              <w:rPr>
                 <w:b w:val="false"/>
                 <w:bCs w:val="false"/>
-              </w:rPr>
-            </w:pPr>
-            <w:r>
-              <w:rPr>
-                <w:b w:val="false"/>
-                <w:bCs w:val="false"/>
+                <w:sz w:val="18"/>
+                <w:szCs w:val="18"/>
               </w:rPr>
               <w:t>Programming Languages: C# (Framework, Standard &amp; Core), SQL, Python, Java, HTML, CSS, JavaScript, Typescript, JSON, XML</w:t>
             </w:r>
@@ -706,16 +740,18 @@
               <w:pStyle w:val="TableTextBold"/>
               <w:widowControl w:val="false"/>
               <w:rPr>
+                <w:sz w:val="18"/>
+                <w:szCs w:val="18"/>
+              </w:rPr>
+            </w:pPr>
+            <w:r>
+              <w:rPr>
                 <w:b w:val="false"/>
                 <w:bCs w:val="false"/>
-              </w:rPr>
-            </w:pPr>
-            <w:r>
-              <w:rPr>
-                <w:b w:val="false"/>
-                <w:bCs w:val="false"/>
-              </w:rPr>
-              <w:t>Servers: IIS, IIS Express, Docker, Node.js, Apache, Custom</w:t>
+                <w:sz w:val="18"/>
+                <w:szCs w:val="18"/>
+              </w:rPr>
+              <w:t>Servers: IIS, IIS Express, Docker, Node.js, Apache</w:t>
             </w:r>
           </w:p>
           <w:p>
@@ -723,16 +759,18 @@
               <w:pStyle w:val="TableTextBold"/>
               <w:widowControl w:val="false"/>
               <w:rPr>
+                <w:sz w:val="18"/>
+                <w:szCs w:val="18"/>
+              </w:rPr>
+            </w:pPr>
+            <w:r>
+              <w:rPr>
                 <w:b w:val="false"/>
                 <w:bCs w:val="false"/>
-              </w:rPr>
-            </w:pPr>
-            <w:r>
-              <w:rPr>
-                <w:b w:val="false"/>
-                <w:bCs w:val="false"/>
-              </w:rPr>
-              <w:t>Frameworks: ASP.Net (Core), MVC, Razor, Blazor, Net Maui, WPF, WinForms, WF, WCF, React, Angular, Vue, KnockOut, RequireJs, ...</w:t>
+                <w:sz w:val="18"/>
+                <w:szCs w:val="18"/>
+              </w:rPr>
+              <w:t>Frameworks: ASP.Net (Core), MVC, Razor, Blazor, Net Maui, WPF, WinForms, WF, WCF, React, Angular, Vue, KnockOut, RequireJs</w:t>
             </w:r>
           </w:p>
           <w:p>
@@ -741,14 +779,16 @@
               <w:widowControl w:val="false"/>
               <w:spacing w:before="20" w:after="20"/>
               <w:rPr>
+                <w:sz w:val="18"/>
+                <w:szCs w:val="18"/>
+              </w:rPr>
+            </w:pPr>
+            <w:r>
+              <w:rPr>
                 <w:b w:val="false"/>
                 <w:bCs w:val="false"/>
-              </w:rPr>
-            </w:pPr>
-            <w:r>
-              <w:rPr>
-                <w:b w:val="false"/>
-                <w:bCs w:val="false"/>
+                <w:sz w:val="18"/>
+                <w:szCs w:val="18"/>
               </w:rPr>
               <w:t>Protocols: HTTP, HTTP2, REST API, OAuth2, SAML, TCP, UDP, WAMP-proto, Net Remoting, gRPC, RS232</w:t>
             </w:r>
@@ -759,7 +799,7 @@
         <w:trPr/>
         <w:tc>
           <w:tcPr>
-            <w:tcW w:w="10551" w:type="dxa"/>
+            <w:tcW w:w="10552" w:type="dxa"/>
             <w:gridSpan w:val="4"/>
             <w:tcBorders/>
             <w:shd w:color="auto" w:fill="DBE5F1" w:themeFill="accent1" w:themeFillTint="33" w:val="clear"/>
@@ -786,7 +826,7 @@
         <w:trPr/>
         <w:tc>
           <w:tcPr>
-            <w:tcW w:w="10551" w:type="dxa"/>
+            <w:tcW w:w="10552" w:type="dxa"/>
             <w:gridSpan w:val="4"/>
             <w:tcBorders/>
             <w:shd w:color="auto" w:fill="auto" w:val="clear"/>
@@ -797,12 +837,15 @@
               <w:widowControl w:val="false"/>
               <w:spacing w:before="60" w:after="0"/>
               <w:rPr>
-                <w:rFonts w:eastAsia="Times New Roman"/>
+                <w:sz w:val="18"/>
+                <w:szCs w:val="18"/>
               </w:rPr>
             </w:pPr>
             <w:r>
               <w:rPr>
                 <w:rFonts w:eastAsia="Times New Roman"/>
+                <w:sz w:val="18"/>
+                <w:szCs w:val="18"/>
               </w:rPr>
               <w:t>Microsoft Power Apps, ASP.Net Core, ASP.Net MVC, Migrating to Micro-services, UML Essentials, Web Applications, React, Presenting Presentations, Problem Decomposition</w:t>
             </w:r>
@@ -823,6 +866,110 @@
           <w:b/>
           <w:bCs/>
         </w:rPr>
+      </w:r>
+    </w:p>
+    <w:p>
+      <w:pPr>
+        <w:pStyle w:val="Callouttext"/>
+        <w:rPr/>
+      </w:pPr>
+      <w:r>
+        <w:rPr>
+          <w:b/>
+          <w:bCs/>
+          <w:i w:val="false"/>
+          <w:iCs w:val="false"/>
+          <w:lang w:val="en-US"/>
+        </w:rPr>
+        <w:t>Cherokee Federal</w:t>
+      </w:r>
+      <w:r>
+        <w:rPr>
+          <w:lang w:val="en-US"/>
+        </w:rPr>
+        <w:t>, 2 W. 2nd St., Suite 1500, Tulsa, OK 74103</w:t>
+      </w:r>
+    </w:p>
+    <w:p>
+      <w:pPr>
+        <w:pStyle w:val="Callouttext"/>
+        <w:rPr/>
+      </w:pPr>
+      <w:r>
+        <w:rPr>
+          <w:b/>
+          <w:bCs/>
+          <w:i w:val="false"/>
+          <w:iCs w:val="false"/>
+          <w:lang w:val="en-US"/>
+        </w:rPr>
+        <w:t>Programmer Analyst II</w:t>
+      </w:r>
+      <w:bookmarkStart w:id="1" w:name="_Int_b2nxQlgr_Copy_1"/>
+      <w:r>
+        <w:rPr>
+          <w:b/>
+          <w:bCs/>
+          <w:i w:val="false"/>
+          <w:iCs w:val="false"/>
+          <w:lang w:val="en-US"/>
+        </w:rPr>
+        <w:t xml:space="preserve"> :</w:t>
+      </w:r>
+      <w:bookmarkEnd w:id="1"/>
+      <w:r>
+        <w:rPr>
+          <w:b/>
+          <w:bCs/>
+          <w:i w:val="false"/>
+          <w:iCs w:val="false"/>
+          <w:lang w:val="en-US"/>
+        </w:rPr>
+        <w:t xml:space="preserve"> March 6, 2023 to April</w:t>
+      </w:r>
+      <w:r>
+        <w:rPr>
+          <w:rFonts w:eastAsia="Arial Narrow" w:cs="Arial Narrow"/>
+          <w:b/>
+          <w:bCs/>
+          <w:i w:val="false"/>
+          <w:iCs w:val="false"/>
+          <w:caps w:val="false"/>
+          <w:smallCaps w:val="false"/>
+          <w:color w:themeColor="text1" w:val="000000"/>
+          <w:sz w:val="20"/>
+          <w:szCs w:val="20"/>
+          <w:lang w:val="en-US"/>
+        </w:rPr>
+        <w:t xml:space="preserve"> 28, 2025</w:t>
+      </w:r>
+    </w:p>
+    <w:p>
+      <w:pPr>
+        <w:pStyle w:val="Callouttext"/>
+        <w:numPr>
+          <w:ilvl w:val="0"/>
+          <w:numId w:val="2"/>
+        </w:numPr>
+        <w:rPr/>
+      </w:pPr>
+      <w:r>
+        <w:rPr>
+          <w:b/>
+          <w:bCs/>
+          <w:i w:val="false"/>
+          <w:iCs w:val="false"/>
+          <w:lang w:val="en-US"/>
+        </w:rPr>
+        <w:t>USGS</w:t>
+      </w:r>
+      <w:r>
+        <w:rPr>
+          <w:i w:val="false"/>
+          <w:iCs w:val="false"/>
+          <w:lang w:val="en-US"/>
+        </w:rPr>
+        <w:t>. WARC contractor for legacy internet services conversion to modern services and maintenance in Microsoft Power Apps, C#, ASP.Net Core, Entity Framework Core including scaffolding, SQL, HTML, JavaScript, CSS / SCSS, and Gulp. Limited usage of third-party libraries was stated as a requirement so many custom variations were created. Plenty of team coordination on projects.</w:t>
       </w:r>
     </w:p>
     <w:p>
@@ -845,136 +992,6 @@
       </w:pPr>
       <w:r>
         <w:rPr>
-          <w:b/>
-          <w:bCs/>
-          <w:i w:val="false"/>
-          <w:iCs w:val="false"/>
-          <w:lang w:val="en-US"/>
-        </w:rPr>
-        <w:t>Cherokee Federal</w:t>
-      </w:r>
-      <w:r>
-        <w:rPr>
-          <w:lang w:val="en-US"/>
-        </w:rPr>
-        <w:t>, 2 W. 2nd St., Suite 1500, Tulsa, OK 74103</w:t>
-      </w:r>
-    </w:p>
-    <w:p>
-      <w:pPr>
-        <w:pStyle w:val="Callouttext"/>
-        <w:rPr>
-          <w:rFonts w:ascii="Arial Narrow" w:hAnsi="Arial Narrow" w:eastAsia="Arial Narrow" w:cs="Arial Narrow"/>
-          <w:b/>
-          <w:bCs/>
-          <w:i w:val="false"/>
-          <w:i w:val="false"/>
-          <w:iCs w:val="false"/>
-          <w:caps w:val="false"/>
-          <w:smallCaps w:val="false"/>
-          <w:color w:themeColor="text1" w:val="000000"/>
-          <w:sz w:val="20"/>
-          <w:szCs w:val="20"/>
-          <w:lang w:val="en-US"/>
-        </w:rPr>
-      </w:pPr>
-      <w:r>
-        <w:rPr>
-          <w:b/>
-          <w:bCs/>
-          <w:i w:val="false"/>
-          <w:iCs w:val="false"/>
-          <w:lang w:val="en-US"/>
-        </w:rPr>
-        <w:t>Programmer Analyst II</w:t>
-      </w:r>
-      <w:bookmarkStart w:id="1" w:name="_Int_b2nxQlgr_Copy_1"/>
-      <w:r>
-        <w:rPr>
-          <w:b/>
-          <w:bCs/>
-          <w:i w:val="false"/>
-          <w:iCs w:val="false"/>
-          <w:lang w:val="en-US"/>
-        </w:rPr>
-        <w:t xml:space="preserve"> :</w:t>
-      </w:r>
-      <w:bookmarkEnd w:id="1"/>
-      <w:r>
-        <w:rPr>
-          <w:b/>
-          <w:bCs/>
-          <w:i w:val="false"/>
-          <w:iCs w:val="false"/>
-          <w:lang w:val="en-US"/>
-        </w:rPr>
-        <w:t xml:space="preserve"> March 6, 2023 to April</w:t>
-      </w:r>
-      <w:r>
-        <w:rPr>
-          <w:rFonts w:eastAsia="Arial Narrow" w:cs="Arial Narrow"/>
-          <w:b/>
-          <w:bCs/>
-          <w:i w:val="false"/>
-          <w:iCs w:val="false"/>
-          <w:caps w:val="false"/>
-          <w:smallCaps w:val="false"/>
-          <w:color w:themeColor="text1" w:val="000000"/>
-          <w:sz w:val="20"/>
-          <w:szCs w:val="20"/>
-          <w:lang w:val="en-US"/>
-        </w:rPr>
-        <w:t xml:space="preserve"> 28, 2025</w:t>
-      </w:r>
-    </w:p>
-    <w:p>
-      <w:pPr>
-        <w:pStyle w:val="Callouttext"/>
-        <w:numPr>
-          <w:ilvl w:val="0"/>
-          <w:numId w:val="2"/>
-        </w:numPr>
-        <w:rPr/>
-      </w:pPr>
-      <w:r>
-        <w:rPr>
-          <w:b/>
-          <w:bCs/>
-          <w:i w:val="false"/>
-          <w:iCs w:val="false"/>
-          <w:lang w:val="en-US"/>
-        </w:rPr>
-        <w:t>USGS</w:t>
-      </w:r>
-      <w:r>
-        <w:rPr>
-          <w:i w:val="false"/>
-          <w:iCs w:val="false"/>
-          <w:lang w:val="en-US"/>
-        </w:rPr>
-        <w:t>. WARC contractor for legacy internet services conversion to modern services and maintenance in Microsoft Power Apps, C#, ASP.Net Core, Entity Framework Core including scaffolding, SQL, HTML, JavaScript, CSS / SCSS, and Gulp. Limited usage of third-party libraries was stated as a requirement so many custom variations were created. Plenty of team coordination on projects.</w:t>
-      </w:r>
-    </w:p>
-    <w:p>
-      <w:pPr>
-        <w:pStyle w:val="Callouttext"/>
-        <w:rPr>
-          <w:rFonts w:ascii="Arial Narrow" w:hAnsi="Arial Narrow" w:eastAsia="Arial Narrow" w:cs="Arial Narrow"/>
-          <w:b w:val="false"/>
-          <w:bCs w:val="false"/>
-          <w:i w:val="false"/>
-          <w:i w:val="false"/>
-          <w:iCs w:val="false"/>
-          <w:caps w:val="false"/>
-          <w:smallCaps w:val="false"/>
-          <w:color w:themeColor="text1" w:val="000000"/>
-          <w:sz w:val="20"/>
-          <w:szCs w:val="20"/>
-          <w:lang w:val="en-US"/>
-        </w:rPr>
-      </w:pPr>
-      <w:r>
-        <w:rPr>
           <w:rFonts w:eastAsia="Arial Narrow" w:cs="Arial Narrow"/>
           <w:b w:val="false"/>
           <w:bCs w:val="false"/>
@@ -992,20 +1009,7 @@
     <w:p>
       <w:pPr>
         <w:pStyle w:val="Callouttext"/>
-        <w:rPr>
-          <w:rFonts w:ascii="Arial Narrow" w:hAnsi="Arial Narrow" w:eastAsia="Arial Narrow" w:cs="Arial Narrow"/>
-          <w:b w:val="false"/>
-          <w:bCs w:val="false"/>
-          <w:i w:val="false"/>
-          <w:i w:val="false"/>
-          <w:iCs w:val="false"/>
-          <w:caps w:val="false"/>
-          <w:smallCaps w:val="false"/>
-          <w:color w:themeColor="text1" w:val="000000"/>
-          <w:sz w:val="20"/>
-          <w:szCs w:val="20"/>
-          <w:lang w:val="en-US"/>
-        </w:rPr>
+        <w:rPr/>
       </w:pPr>
       <w:r>
         <w:rPr>
@@ -1027,20 +1031,7 @@
     <w:p>
       <w:pPr>
         <w:pStyle w:val="Callouttext"/>
-        <w:rPr>
-          <w:rFonts w:ascii="Arial Narrow" w:hAnsi="Arial Narrow" w:eastAsia="Arial Narrow" w:cs="Arial Narrow"/>
-          <w:b/>
-          <w:bCs/>
-          <w:i w:val="false"/>
-          <w:i w:val="false"/>
-          <w:iCs w:val="false"/>
-          <w:caps w:val="false"/>
-          <w:smallCaps w:val="false"/>
-          <w:color w:themeColor="text1" w:val="000000"/>
-          <w:sz w:val="20"/>
-          <w:szCs w:val="20"/>
-          <w:lang w:val="en-US"/>
-        </w:rPr>
+        <w:rPr/>
       </w:pPr>
       <w:r>
         <w:rPr>
@@ -1134,20 +1125,7 @@
     <w:p>
       <w:pPr>
         <w:pStyle w:val="Callouttext"/>
-        <w:rPr>
-          <w:rFonts w:ascii="Arial Narrow" w:hAnsi="Arial Narrow" w:eastAsia="Arial Narrow" w:cs="Arial Narrow"/>
-          <w:b w:val="false"/>
-          <w:bCs w:val="false"/>
-          <w:i w:val="false"/>
-          <w:i w:val="false"/>
-          <w:iCs w:val="false"/>
-          <w:caps w:val="false"/>
-          <w:smallCaps w:val="false"/>
-          <w:color w:themeColor="text1" w:val="000000"/>
-          <w:sz w:val="20"/>
-          <w:szCs w:val="20"/>
-          <w:lang w:val="en-US"/>
-        </w:rPr>
+        <w:rPr/>
       </w:pPr>
       <w:r>
         <w:rPr>
@@ -1169,20 +1147,7 @@
     <w:p>
       <w:pPr>
         <w:pStyle w:val="Callouttext"/>
-        <w:rPr>
-          <w:rFonts w:ascii="Arial Narrow" w:hAnsi="Arial Narrow" w:eastAsia="Arial Narrow" w:cs="Arial Narrow"/>
-          <w:b/>
-          <w:bCs/>
-          <w:i w:val="false"/>
-          <w:i w:val="false"/>
-          <w:iCs w:val="false"/>
-          <w:caps w:val="false"/>
-          <w:smallCaps w:val="false"/>
-          <w:color w:themeColor="text1" w:val="000000"/>
-          <w:sz w:val="20"/>
-          <w:szCs w:val="20"/>
-          <w:lang w:val="en-US"/>
-        </w:rPr>
+        <w:rPr/>
       </w:pPr>
       <w:r>
         <w:rPr>
@@ -1253,10 +1218,7 @@
       <w:pPr>
         <w:pStyle w:val="Callouttext"/>
         <w:spacing w:before="0" w:after="0"/>
-        <w:rPr>
-          <w:b/>
-          <w:bCs/>
-        </w:rPr>
+        <w:rPr/>
       </w:pPr>
       <w:r>
         <w:rPr>
@@ -1281,10 +1243,7 @@
     <w:p>
       <w:pPr>
         <w:pStyle w:val="tabletextnarrative"/>
-        <w:rPr>
-          <w:b/>
-          <w:bCs/>
-        </w:rPr>
+        <w:rPr/>
       </w:pPr>
       <w:r>
         <w:rPr>
@@ -1309,55 +1268,63 @@
       </w:pPr>
       <w:r>
         <w:rPr/>
-        <w:t xml:space="preserve">Filling various roles with the Naval Air Warfare Center Weapons Division (NAWC-WD). Performed software engineering using Agile with co-workers. The work involved code and requirements analysis </w:t>
+        <w:t>Filling various roles with the Nav</w:t>
       </w:r>
       <w:r>
         <w:rPr/>
-        <w:t>and</w:t>
+        <w:t>y</w:t>
       </w:r>
       <w:r>
         <w:rPr/>
-        <w:t xml:space="preserve"> integrating into JMPS software, </w:t>
+        <w:t xml:space="preserve"> (NAWC-WD). </w:t>
       </w:r>
       <w:r>
         <w:rPr/>
-        <w:t>T</w:t>
+        <w:t xml:space="preserve">As a </w:t>
       </w:r>
       <w:r>
         <w:rPr/>
-        <w:t xml:space="preserve">he design, documentation, and implementation of the new micro-service architecture including orchestration, messaging, logging, monitoring, Docker </w:t>
+        <w:t xml:space="preserve">software engineer, using Agile with co-workers, </w:t>
       </w:r>
       <w:r>
         <w:rPr/>
-        <w:t>deployment</w:t>
+        <w:t>t</w:t>
       </w:r>
       <w:r>
         <w:rPr/>
-        <w:t xml:space="preserve">, and planning for </w:t>
+        <w:t xml:space="preserve">he work involved requirements analysis </w:t>
       </w:r>
       <w:r>
         <w:rPr/>
-        <w:t xml:space="preserve">testing at </w:t>
+        <w:t xml:space="preserve">and </w:t>
       </w:r>
       <w:r>
         <w:rPr/>
-        <w:t>unit, integration, and end-to-end. Other tasks included VB6 conversion to C#, designing and integrating external interfaces, integration of a large dynamic database</w:t>
+        <w:t>integrati</w:t>
       </w:r>
       <w:r>
         <w:rPr/>
-        <w:t>s</w:t>
+        <w:t>o</w:t>
       </w:r>
       <w:r>
         <w:rPr/>
-        <w:t xml:space="preserve"> with a faster Kafka. C#, Java, VB6, C/C++, SQL, MSTest, WinForms, WPF, JSON, Microsoft </w:t>
+        <w:t xml:space="preserve">n into JMPS software, The design, documentation, and implementation of the new micro-service architecture including orchestration, messaging, logging, monitoring, Docker deployment, and planning for testing at unit, integration, and end-to-end. Other tasks included VB6 conversion to C#, designing and integrating external interfaces, integration of a large dynamic databases with a faster Kafka. C#, Java, VB6, C/C++, SQL, MSTest, WinForms, WPF, </w:t>
       </w:r>
       <w:r>
         <w:rPr/>
-        <w:t>Apps</w:t>
+        <w:t>WCF, WF,</w:t>
       </w:r>
       <w:r>
         <w:rPr/>
-        <w:t>, SharePoint, Power BI, Unity3D HoloLens, Rational Rose, ClearCase, and Great Migrations.</w:t>
+        <w:t xml:space="preserve"> JSON, Microsoft Apps, SharePoint, Power BI, </w:t>
+      </w:r>
+      <w:r>
+        <w:rPr/>
+        <w:t xml:space="preserve">and </w:t>
+      </w:r>
+      <w:r>
+        <w:rPr/>
+        <w:t>Unity3D HoloLens.</w:t>
       </w:r>
     </w:p>
     <w:p>
@@ -1378,9 +1345,7 @@
       <w:pPr>
         <w:pStyle w:val="Callouttext"/>
         <w:spacing w:before="0" w:after="0"/>
-        <w:rPr>
-          <w:b/>
-        </w:rPr>
+        <w:rPr/>
       </w:pPr>
       <w:r>
         <w:rPr>
@@ -1396,10 +1361,7 @@
     <w:p>
       <w:pPr>
         <w:pStyle w:val="tabletextnarrative"/>
-        <w:rPr>
-          <w:b/>
-          <w:bCs/>
-        </w:rPr>
+        <w:rPr/>
       </w:pPr>
       <w:r>
         <w:rPr>
@@ -1424,39 +1386,23 @@
       </w:pPr>
       <w:r>
         <w:rPr/>
-        <w:t xml:space="preserve">As a GIS specialist, tasks included software design, programming, and maintenance in C#, VB.Net, </w:t>
+        <w:t xml:space="preserve">As a software engineer, windows developer, and GIS specialist, tasks included performing software design, programming, and maintenance in C#, VB.Net, C, C++, </w:t>
       </w:r>
       <w:r>
         <w:rPr/>
-        <w:t>Unity3D</w:t>
+        <w:t>WinForms, WF, and WCF</w:t>
       </w:r>
       <w:r>
         <w:rPr/>
-        <w:t xml:space="preserve">, C, and C++ for </w:t>
+        <w:t xml:space="preserve"> for various existing and newly developed applications. Handled maintenance and implementation of FalconView Map Application plugins used for communicating with simulators and actual </w:t>
       </w:r>
       <w:r>
         <w:rPr/>
-        <w:t xml:space="preserve">Windows and embedded Linux. Wrote flight simulators and code for </w:t>
+        <w:t>drones</w:t>
       </w:r>
       <w:r>
         <w:rPr/>
-        <w:t xml:space="preserve">communicating with actual Small Unmanned Air Vehicles (SUAVs) using serial, UDP, and TCP protocols both open and proprietary. Created software libraries </w:t>
-      </w:r>
-      <w:r>
-        <w:rPr/>
-        <w:t xml:space="preserve">for </w:t>
-      </w:r>
-      <w:r>
-        <w:rPr/>
-        <w:t xml:space="preserve">DTED </w:t>
-      </w:r>
-      <w:r>
-        <w:rPr/>
-        <w:t xml:space="preserve">and  </w:t>
-      </w:r>
-      <w:r>
-        <w:rPr/>
-        <w:t xml:space="preserve">UDP packet communications. </w:t>
+        <w:t xml:space="preserve">. Developed flight simulators in C# and Unity3D. </w:t>
       </w:r>
       <w:r>
         <w:rPr/>
@@ -1464,31 +1410,7 @@
       </w:r>
       <w:r>
         <w:rPr/>
-        <w:t xml:space="preserve">elped </w:t>
-      </w:r>
-      <w:r>
-        <w:rPr/>
-        <w:t xml:space="preserve">the team </w:t>
-      </w:r>
-      <w:r>
-        <w:rPr/>
-        <w:t xml:space="preserve">develop a </w:t>
-      </w:r>
-      <w:r>
-        <w:rPr/>
-        <w:t>custom</w:t>
-      </w:r>
-      <w:r>
-        <w:rPr/>
-        <w:t xml:space="preserve"> GIS desktop application based off ICDs, RFCs, and white papers supporting </w:t>
-      </w:r>
-      <w:r>
-        <w:rPr/>
-        <w:t>various m</w:t>
-      </w:r>
-      <w:r>
-        <w:rPr/>
-        <w:t>ap types and geo-referenced entities.</w:t>
+        <w:t>elped develop a unique GIS desktop application based off ICDs, RFCs, and white papers. This job also included working with embedded Linux and Windows operating systems.</w:t>
       </w:r>
     </w:p>
     <w:sectPr>
@@ -1620,13 +1542,13 @@
         <w:bottom w:w="0" w:type="dxa"/>
         <w:right w:w="108" w:type="dxa"/>
       </w:tblCellMar>
-      <w:tblLook w:val="04a0" w:noHBand="0" w:noVBand="1" w:firstColumn="1" w:lastRow="0" w:lastColumn="0" w:firstRow="1"/>
+      <w:tblLook w:firstRow="1" w:noVBand="1" w:lastRow="0" w:firstColumn="1" w:lastColumn="0" w:noHBand="0" w:val="04a0"/>
     </w:tblPr>
     <w:tblGrid>
       <w:gridCol w:w="2452"/>
       <w:gridCol w:w="3420"/>
       <w:gridCol w:w="1890"/>
-      <w:gridCol w:w="2790"/>
+      <w:gridCol w:w="2791"/>
     </w:tblGrid>
     <w:tr>
       <w:trPr/>
@@ -1701,7 +1623,7 @@
       </w:tc>
       <w:tc>
         <w:tcPr>
-          <w:tcW w:w="2790" w:type="dxa"/>
+          <w:tcW w:w="2791" w:type="dxa"/>
           <w:tcBorders/>
           <w:shd w:color="auto" w:fill="auto" w:val="clear"/>
           <w:vAlign w:val="bottom"/>
@@ -1837,7 +1759,7 @@
       </w:tc>
       <w:tc>
         <w:tcPr>
-          <w:tcW w:w="2790" w:type="dxa"/>
+          <w:tcW w:w="2791" w:type="dxa"/>
           <w:tcBorders/>
           <w:shd w:color="auto" w:fill="auto" w:val="clear"/>
           <w:vAlign w:val="bottom"/>
@@ -3069,8 +2991,8 @@
       <w:rFonts w:ascii="Calibri" w:hAnsi="Calibri" w:eastAsia="Calibri" w:cs="" w:asciiTheme="minorHAnsi" w:cstheme="minorBidi" w:eastAsiaTheme="minorHAnsi" w:hAnsiTheme="minorHAnsi"/>
     </w:rPr>
   </w:style>
-  <w:style w:type="character" w:styleId="FootnoteCharactersuser">
-    <w:name w:val="Footnote Characters (user)"/>
+  <w:style w:type="character" w:styleId="FootnoteCharacters">
+    <w:name w:val="Footnote Characters"/>
     <w:uiPriority w:val="99"/>
     <w:semiHidden/>
     <w:unhideWhenUsed/>
@@ -3080,8 +3002,8 @@
       <w:vertAlign w:val="superscript"/>
     </w:rPr>
   </w:style>
-  <w:style w:type="character" w:styleId="FootnoteCharacters">
-    <w:name w:val="Footnote Characters"/>
+  <w:style w:type="character" w:styleId="FootnoteCharactersuser">
+    <w:name w:val="Footnote Characters (user)"/>
     <w:qFormat/>
     <w:rPr>
       <w:vertAlign w:val="superscript"/>
@@ -3246,8 +3168,8 @@
       <w:rFonts w:ascii="Arial Narrow" w:hAnsi="Arial Narrow" w:cs="Arial"/>
     </w:rPr>
   </w:style>
-  <w:style w:type="character" w:styleId="Bulletsuser">
-    <w:name w:val="Bullets (user)"/>
+  <w:style w:type="character" w:styleId="Bullets">
+    <w:name w:val="Bullets"/>
     <w:qFormat/>
     <w:rPr>
       <w:rFonts w:ascii="OpenSymbol" w:hAnsi="OpenSymbol" w:eastAsia="OpenSymbol" w:cs="OpenSymbol"/>
